--- a/_inbox/PDI/08-arquitetura-documentada/atividade-3/7-apresentacao/pdi-arquitetura-documentada-a3.docx
+++ b/_inbox/PDI/08-arquitetura-documentada/atividade-3/7-apresentacao/pdi-arquitetura-documentada-a3.docx
@@ -24,7 +24,7 @@
           <w:b/>
           <w:sz w:val="46"/>
         </w:rPr>
-        <w:t>Documentacao como Codigo, Mermaid e Diagramas Versionados</w:t>
+        <w:t>Documentação como Código, Mermaid e Diagramas Versionados</w:t>
       </w:r>
     </w:p>
     <w:p>
@@ -36,7 +36,7 @@
           <w:color w:val="6B7A8A"/>
           <w:sz w:val="24"/>
         </w:rPr>
-        <w:t>Documento Tecnico de PDI</w:t>
+        <w:t>Documento Técnico de PDI</w:t>
       </w:r>
     </w:p>
     <w:p>
@@ -72,7 +72,7 @@
           <w:color w:val="495560"/>
           <w:sz w:val="22"/>
         </w:rPr>
-        <w:t>Area: Automacao &amp; Infraestrutura</w:t>
+        <w:t>Área: Automação &amp; Infraestrutura</w:t>
         <w:br/>
       </w:r>
       <w:r>
@@ -102,7 +102,7 @@
     </w:p>
     <w:p>
       <w:r>
-        <w:t>Diagramas em arquivos soltos fora do git: sem versao certa, sem revisao em PR, sempre desatualizados. Incidente comecava cacando print no chat.</w:t>
+        <w:t>Diagramas em arquivos soltos fora do git: sem versão certa, sem revisão em PR, sempre desatualizados. Incidente começava caçando print no chat.</w:t>
       </w:r>
     </w:p>
     <w:p>
@@ -113,7 +113,7 @@
         <w:rPr>
           <w:color w:val="8B1E1E"/>
         </w:rPr>
-        <w:t>2. Diagnostico</w:t>
+        <w:t>2. Diagnóstico</w:t>
       </w:r>
     </w:p>
     <w:tbl>
@@ -155,7 +155,7 @@
           </w:tcPr>
           <w:p>
             <w:r>
-              <w:t>Ninguem acha a versao certa</w:t>
+              <w:t>Ninguém acha a versão certa</w:t>
             </w:r>
           </w:p>
         </w:tc>
@@ -177,7 +177,7 @@
           </w:tcPr>
           <w:p>
             <w:r>
-              <w:t>PR nao revisa diagrama</w:t>
+              <w:t>PR não revisa diagrama</w:t>
             </w:r>
           </w:p>
         </w:tc>
@@ -187,7 +187,7 @@
           </w:tcPr>
           <w:p>
             <w:r>
-              <w:t>Imagem binaria sem diff</w:t>
+              <w:t>Imagem binária sem diff</w:t>
             </w:r>
           </w:p>
         </w:tc>
@@ -199,7 +199,7 @@
           </w:tcPr>
           <w:p>
             <w:r>
-              <w:t>Doc mente apos mudanca</w:t>
+              <w:t>Doc mente após mudança</w:t>
             </w:r>
           </w:p>
         </w:tc>
@@ -209,7 +209,7 @@
           </w:tcPr>
           <w:p>
             <w:r>
-              <w:t>Diagrama longe do codigo</w:t>
+              <w:t>Diagrama longe do código</w:t>
             </w:r>
           </w:p>
         </w:tc>
@@ -223,12 +223,12 @@
         <w:rPr>
           <w:color w:val="8B1E1E"/>
         </w:rPr>
-        <w:t>3. Solucao</w:t>
+        <w:t>3. Solução</w:t>
       </w:r>
     </w:p>
     <w:p>
       <w:r>
-        <w:t>Diagramas como texto Mermaid no repo: flowchart para caminhos e retries, sequenceDiagram para contratos n8n e worker. Dois exemplos reais, guia rapido e validacao no CI com mermaid-cli.</w:t>
+        <w:t>Diagramas como texto Mermaid no repo: flowchart para caminhos e retries, sequenceDiagram para contratos n8n e worker. Dois exemplos reais, guia rápido e validação no CI com mermaid-cli.</w:t>
       </w:r>
     </w:p>
     <w:p>
@@ -266,7 +266,7 @@
         <w:pStyle w:val="ListNumber"/>
       </w:pPr>
       <w:r>
-        <w:t>PR com diff legivel do desenho.</w:t>
+        <w:t>PR com diff legível do desenho.</w:t>
       </w:r>
     </w:p>
     <w:p>
@@ -290,7 +290,7 @@
         <w:pStyle w:val="ListNumber"/>
       </w:pPr>
       <w:r>
-        <w:t>GitHub renderiza a versao certa.</w:t>
+        <w:t>GitHub renderiza a versão certa.</w:t>
       </w:r>
     </w:p>
     <w:p>
@@ -317,7 +317,7 @@
         <w:pStyle w:val="ListBullet"/>
       </w:pPr>
       <w:r>
-        <w:t>02-mermaid-guia-rapido.md: sintaxe minima.</w:t>
+        <w:t>02-mermaid-guia-rapido.md: sintaxe mínima.</w:t>
       </w:r>
     </w:p>
     <w:p>
@@ -333,7 +333,7 @@
         <w:pStyle w:val="ListBullet"/>
       </w:pPr>
       <w:r>
-        <w:t>03-checklist-docs-vivos.md: revisao de PR.</w:t>
+        <w:t>03-checklist-docs-vivos.md: revisão de PR.</w:t>
       </w:r>
     </w:p>
     <w:p>
@@ -344,7 +344,7 @@
         <w:rPr>
           <w:color w:val="8B1E1E"/>
         </w:rPr>
-        <w:t>6. Metricas e proximos passos</w:t>
+        <w:t>6. Métricas e próximos passos</w:t>
       </w:r>
     </w:p>
     <w:tbl>
@@ -365,7 +365,7 @@
           </w:tcPr>
           <w:p>
             <w:r>
-              <w:t>Metrica</w:t>
+              <w:t>Métrica</w:t>
             </w:r>
           </w:p>
         </w:tc>
@@ -489,7 +489,7 @@
     </w:tbl>
     <w:p>
       <w:r>
-        <w:t>Proximos passos: converter os 3 fluxos criticos, ligar o CI, apagar soltos apos migracao.</w:t>
+        <w:t>Próximos passos: converter os 3 fluxos críticos, ligar o CI, apagar soltos após migração.</w:t>
       </w:r>
     </w:p>
     <w:sectPr>
